--- a/Dbbb-Ebc/B309-TzA.docx
+++ b/Dbbb-Ebc/B309-TzA.docx
@@ -476,7 +476,21 @@
           <w:rFonts w:ascii="Gentium" w:hAnsi="Gentium" w:cs="Gentium"/>
           <w:smallCaps/>
         </w:rPr>
-        <w:t>It WARNS AND forbids anger and envy and obstinacy.</w:t>
+        <w:t xml:space="preserve">It </w:t>
+      </w:r>
+      <w:r>
+        <w:rPr>
+          <w:rFonts w:ascii="Gentium" w:hAnsi="Gentium" w:cs="Gentium"/>
+          <w:smallCaps/>
+        </w:rPr>
+        <w:t xml:space="preserve">warns and </w:t>
+      </w:r>
+      <w:r>
+        <w:rPr>
+          <w:rFonts w:ascii="Gentium" w:hAnsi="Gentium" w:cs="Gentium"/>
+          <w:smallCaps/>
+        </w:rPr>
+        <w:t>forbids anger and envy and obstinacy.</w:t>
       </w:r>
     </w:p>
     <w:p>
@@ -5287,7 +5301,21 @@
           <w:rFonts w:ascii="Gentium" w:hAnsi="Gentium" w:cs="Gentium"/>
           <w:smallCaps/>
         </w:rPr>
-        <w:t>Concerning the trades and the works, is Let them ask about their occupations and manner of life with earnestness, whether they are slaves or free.</w:t>
+        <w:t>Concerning the trades and the works</w:t>
+      </w:r>
+      <w:r>
+        <w:rPr>
+          <w:rFonts w:ascii="Gentium" w:hAnsi="Gentium" w:cs="Gentium"/>
+          <w:smallCaps/>
+        </w:rPr>
+        <w:t xml:space="preserve">; </w:t>
+      </w:r>
+      <w:r>
+        <w:rPr>
+          <w:rFonts w:ascii="Gentium" w:hAnsi="Gentium" w:cs="Gentium"/>
+          <w:smallCaps/>
+        </w:rPr>
+        <w:t>Let them ask about their occupations and manner of life with earnestness, whether they are slaves or free.</w:t>
       </w:r>
     </w:p>
     <w:p>
